--- a/documents/sops/SOP-WH-002_Cycle_Count_Procedure.docx
+++ b/documents/sops/SOP-WH-002_Cycle_Count_Procedure.docx
@@ -718,7 +718,7 @@
               <w:bottom w:val="none"/>
               <w:right w:val="none"/>
             </w:tcBorders>
-            <w:shd w:color="DC2626" w:val="solid"/>
+            <w:shd w:color="1B2A4A" w:val="solid"/>
           </w:tcPr>
           <w:p>
             <w:pPr>

--- a/documents/sops/SOP-WH-002_Cycle_Count_Procedure.docx
+++ b/documents/sops/SOP-WH-002_Cycle_Count_Procedure.docx
@@ -755,7 +755,7 @@
                 <w:sz w:val="20"/>
                 <w:szCs w:val="20"/>
               </w:rPr>
-              <w:t xml:space="preserve">CRITICAL CONTEXT: MCG's enterprise Inventory Record Accuracy (IRA) stands at 74% — critically below the 97% target and well below the industry benchmark of 95%. This 23-percentage-point gap translates to approximately $48M in annual losses from phantom inventory, misallocated stock, emergency transfers, store stockouts on products showing as 'available' in SAP, and customer order cancellations. Cycle count compliance and accuracy are the primary operational levers for improving IRA while the enterprise invests in systemic fixes through Project CLARITY.</w:t>
+              <w:t xml:space="preserve">CRITICAL CONTEXT: MCG's enterprise Inventory Record Accuracy (IRA) stands at 74% — critically below the 97% target and well below the industry benchmark of 95%. This 23-percentage-point gap translates to approximately $48M in annual losses from phantom inventory, misallocated stock, emergency transfers, store stockouts on products showing as 'available' in SAP, and customer order cancellations. Cycle count compliance and accuracy are the primary operational levers for improving IRA while the enterprise invests in systemic fixes through Project Qlarity.</w:t>
             </w:r>
           </w:p>
         </w:tc>
